--- a/docs/viva/Tranz-Algo_How_to_Use_the_App.docx
+++ b/docs/viva/Tranz-Algo_How_to_Use_the_App.docx
@@ -490,7 +490,7 @@
           <w:i w:val="0"/>
           <w:sz w:val="22"/>
         </w:rPr>
-        <w:t>Auto FX: foreign unit prices × rate (Fetch FX or manual, e.g. 27.50).</w:t>
+        <w:t>Auto FX: foreign unit prices × rate (starter / CSV 20; optional Fetch FX).</w:t>
       </w:r>
     </w:p>
     <w:p>
@@ -626,7 +626,7 @@
           <w:i w:val="0"/>
           <w:sz w:val="22"/>
         </w:rPr>
-        <w:t>Import shipment_B_full.csv (SHP-DEMO-AUTO-FX). Rate starts at 20 or last fetched. Fetch FX (or type 27.50 for the oracle) → True Cost → weight → margin 0.25 → commit.</w:t>
+        <w:t>Import shipment_B_full.csv (SHP-DEMO-AUTO-FX). Keep rate 20 (CSV / UI starter). True Cost → weight → margin 0.25 → commit.</w:t>
       </w:r>
     </w:p>
     <w:p>
@@ -641,7 +641,7 @@
           <w:i w:val="0"/>
           <w:sz w:val="22"/>
         </w:rPr>
-        <w:t>Expected landed @27.50 ≈ 181.25 / 175 / 57.50 / 115</w:t>
+        <w:t>Expected landed @20 ≈ 136.25 / 145 / 46.25 / 92.50</w:t>
       </w:r>
     </w:p>
     <w:p>
